--- a/Section2_OAuth2_GrantType/1-Create Client.docx
+++ b/Section2_OAuth2_GrantType/1-Create Client.docx
@@ -532,23 +532,7 @@
           <w:sz w:val="28"/>
           <w:szCs w:val="28"/>
         </w:rPr>
-        <w:t xml:space="preserve"> extend from OAuth2: </w:t>
-      </w:r>
-      <w:r>
-        <w:rPr>
-          <w:rFonts w:cs="Times New Roman"/>
-          <w:sz w:val="28"/>
-          <w:szCs w:val="28"/>
-        </w:rPr>
-        <w:t>It contains user's identity data in a Json format, and this protocol is mainly used for web and mobile</w:t>
-      </w:r>
-      <w:r>
-        <w:rPr>
-          <w:rFonts w:cs="Times New Roman"/>
-          <w:sz w:val="28"/>
-          <w:szCs w:val="28"/>
-        </w:rPr>
-        <w:t>.</w:t>
+        <w:t xml:space="preserve"> extend from OAuth2: It contains user's identity data in a Json format, and this protocol is mainly used for web and mobile.</w:t>
       </w:r>
     </w:p>
     <w:p>
@@ -588,60 +572,14 @@
           <w:sz w:val="28"/>
           <w:szCs w:val="28"/>
         </w:rPr>
-        <w:t xml:space="preserve"> is an older protocol that is independent of oath.</w:t>
-      </w:r>
-      <w:r>
-        <w:rPr>
-          <w:rFonts w:cs="Times New Roman"/>
-          <w:sz w:val="28"/>
-          <w:szCs w:val="28"/>
-        </w:rPr>
-        <w:t xml:space="preserve"> </w:t>
-      </w:r>
-      <w:r>
-        <w:rPr>
-          <w:rFonts w:cs="Times New Roman"/>
-          <w:sz w:val="28"/>
-          <w:szCs w:val="28"/>
-        </w:rPr>
-        <w:t>It uses XML as data format.</w:t>
-      </w:r>
-      <w:r>
-        <w:rPr>
-          <w:rFonts w:cs="Times New Roman"/>
-          <w:sz w:val="28"/>
-          <w:szCs w:val="28"/>
-        </w:rPr>
-        <w:t xml:space="preserve"> </w:t>
-      </w:r>
-      <w:r>
-        <w:rPr>
-          <w:rFonts w:cs="Times New Roman"/>
-          <w:sz w:val="28"/>
-          <w:szCs w:val="28"/>
-        </w:rPr>
-        <w:t xml:space="preserve">It is more feature rich and it is mainly </w:t>
+        <w:t xml:space="preserve"> is an older protocol that is independent of oath. It uses XML as data format. It is more feature rich and it is mainly </w:t>
       </w:r>
       <w:r>
         <w:rPr>
           <w:rFonts w:cs="Times New Roman"/>
           <w:szCs w:val="32"/>
         </w:rPr>
-        <w:t>used for enterprise and government applications that need to</w:t>
-      </w:r>
-      <w:r>
-        <w:rPr>
-          <w:rFonts w:cs="Times New Roman"/>
-          <w:szCs w:val="32"/>
-        </w:rPr>
-        <w:t xml:space="preserve"> </w:t>
-      </w:r>
-      <w:r>
-        <w:rPr>
-          <w:rFonts w:cs="Times New Roman"/>
-          <w:szCs w:val="32"/>
-        </w:rPr>
-        <w:t>authenticate users and access more complex identity data.</w:t>
+        <w:t>used for enterprise and government applications that need to authenticate users and access more complex identity data.</w:t>
       </w:r>
     </w:p>
     <w:p>
@@ -665,6 +603,7 @@
       <w:r>
         <w:rPr>
           <w:rFonts w:cs="Times New Roman"/>
+          <w:noProof/>
           <w:sz w:val="40"/>
           <w:szCs w:val="40"/>
         </w:rPr>
@@ -881,6 +820,7 @@
       <w:r>
         <w:rPr>
           <w:rFonts w:cs="DaunPenh"/>
+          <w:noProof/>
           <w:sz w:val="40"/>
           <w:szCs w:val="40"/>
           <w:cs/>
@@ -1264,7 +1204,7 @@
     <w:p>
       <w:pPr>
         <w:rPr>
-          <w:rFonts w:cs="Times New Roman" w:hint="cs"/>
+          <w:rFonts w:cs="Times New Roman"/>
           <w:sz w:val="40"/>
           <w:szCs w:val="40"/>
         </w:rPr>
@@ -1378,6 +1318,7 @@
       <w:r>
         <w:rPr>
           <w:rFonts w:cs="DaunPenh"/>
+          <w:noProof/>
           <w:sz w:val="40"/>
           <w:szCs w:val="65"/>
         </w:rPr>
@@ -1579,15 +1520,7 @@
           <w:sz w:val="28"/>
           <w:szCs w:val="28"/>
         </w:rPr>
-        <w:t xml:space="preserve"> can use with </w:t>
-      </w:r>
-      <w:r>
-        <w:rPr>
-          <w:rFonts w:cs="Times New Roman"/>
-          <w:sz w:val="28"/>
-          <w:szCs w:val="28"/>
-        </w:rPr>
-        <w:t>scopes and permissions.</w:t>
+        <w:t xml:space="preserve"> can use with scopes and permissions.</w:t>
       </w:r>
     </w:p>
     <w:p>
@@ -1712,14 +1645,15 @@
     <w:p>
       <w:pPr>
         <w:rPr>
-          <w:rFonts w:cs="DaunPenh" w:hint="cs"/>
-          <w:sz w:val="40"/>
-          <w:szCs w:val="65"/>
-        </w:rPr>
-      </w:pPr>
-      <w:r>
-        <w:rPr>
-          <w:rFonts w:cs="DaunPenh"/>
+          <w:rFonts w:cs="DaunPenh"/>
+          <w:sz w:val="40"/>
+          <w:szCs w:val="65"/>
+        </w:rPr>
+      </w:pPr>
+      <w:r>
+        <w:rPr>
+          <w:rFonts w:cs="DaunPenh"/>
+          <w:noProof/>
           <w:sz w:val="40"/>
           <w:szCs w:val="65"/>
         </w:rPr>
@@ -1764,7 +1698,6 @@
       <w:pPr>
         <w:ind w:firstLine="720"/>
         <w:rPr>
-          <w:rFonts w:hint="cs"/>
           <w:sz w:val="40"/>
           <w:szCs w:val="40"/>
         </w:rPr>
@@ -1910,6 +1843,7 @@
       <w:r>
         <w:rPr>
           <w:rFonts w:cs="DaunPenh"/>
+          <w:noProof/>
           <w:sz w:val="40"/>
           <w:szCs w:val="65"/>
           <w:cs/>
@@ -2074,6 +2008,7 @@
       <w:r>
         <w:rPr>
           <w:rFonts w:cs="DaunPenh"/>
+          <w:noProof/>
           <w:sz w:val="40"/>
           <w:szCs w:val="65"/>
           <w:cs/>
@@ -2333,6 +2268,7 @@
       <w:r>
         <w:rPr>
           <w:rFonts w:cs="DaunPenh"/>
+          <w:noProof/>
           <w:sz w:val="40"/>
           <w:szCs w:val="65"/>
           <w:cs/>
@@ -3039,7 +2975,7 @@
     <w:p>
       <w:pPr>
         <w:rPr>
-          <w:rFonts w:cs="DaunPenh" w:hint="cs"/>
+          <w:rFonts w:cs="DaunPenh"/>
           <w:color w:val="EE0000"/>
           <w:sz w:val="40"/>
           <w:szCs w:val="65"/>
@@ -3967,6 +3903,7 @@
   <w:style w:type="character" w:default="1" w:styleId="DefaultParagraphFont">
     <w:name w:val="Default Paragraph Font"/>
     <w:uiPriority w:val="1"/>
+    <w:semiHidden/>
     <w:unhideWhenUsed/>
   </w:style>
   <w:style w:type="table" w:default="1" w:styleId="TableNormal">
